--- a/pr-preview/pr-401/chapters/mathematical-writing.docx
+++ b/pr-preview/pr-401/chapters/mathematical-writing.docx
@@ -15,7 +15,7 @@
         <w:pStyle w:val="Date"/>
       </w:pPr>
       <w:r>
-        <w:t xml:space="preserve">Last modified: 2026-10-28 15:42:04 (PDT)</w:t>
+        <w:t xml:space="preserve">Last modified: 2026-10-28 16:05:55 (PDT)</w:t>
       </w:r>
     </w:p>
     <w:tbl>
@@ -1290,7 +1290,7 @@
       </w:r>
     </w:p>
     <w:bookmarkEnd w:id="27"/>
-    <w:bookmarkStart w:id="29" w:name="X635c8c263491261849c5951c600a7c8b3b0ab19"/>
+    <w:bookmarkStart w:id="30" w:name="X635c8c263491261849c5951c600a7c8b3b0ab19"/>
     <w:p>
       <w:pPr>
         <w:pStyle w:val="Heading2"/>
@@ -1342,8 +1342,356 @@
         <w:t xml:space="preserve">number a display and let you link to it.</w:t>
       </w:r>
     </w:p>
+    <w:p>
+      <w:pPr>
+        <w:pStyle w:val="BodyText"/>
+      </w:pPr>
+      <w:r>
+        <w:t xml:space="preserve">A key equation always goes in a display, never inline.</w:t>
+      </w:r>
+      <w:r>
+        <w:t xml:space="preserve"> </w:t>
+      </w:r>
+      <w:r>
+        <w:t xml:space="preserve">A key equation is any of these:</w:t>
+      </w:r>
+    </w:p>
+    <w:p>
+      <w:pPr>
+        <w:pStyle w:val="Compact"/>
+        <w:numPr>
+          <w:ilvl w:val="0"/>
+          <w:numId w:val="1001"/>
+        </w:numPr>
+      </w:pPr>
+      <w:r>
+        <w:t xml:space="preserve">the conclusion of a theorem, lemma, or proposition;</w:t>
+      </w:r>
+    </w:p>
+    <w:p>
+      <w:pPr>
+        <w:pStyle w:val="Compact"/>
+        <w:numPr>
+          <w:ilvl w:val="0"/>
+          <w:numId w:val="1001"/>
+        </w:numPr>
+      </w:pPr>
+      <w:r>
+        <w:t xml:space="preserve">an equation that a proof builds toward;</w:t>
+      </w:r>
+    </w:p>
+    <w:p>
+      <w:pPr>
+        <w:pStyle w:val="Compact"/>
+        <w:numPr>
+          <w:ilvl w:val="0"/>
+          <w:numId w:val="1001"/>
+        </w:numPr>
+      </w:pPr>
+      <w:r>
+        <w:t xml:space="preserve">an equation that a later step refers to.</w:t>
+      </w:r>
+    </w:p>
+    <w:p>
+      <w:pPr>
+        <w:pStyle w:val="FirstParagraph"/>
+      </w:pPr>
+      <w:r>
+        <w:t xml:space="preserve">In a proof, a sentence such as</w:t>
+      </w:r>
+      <w:r>
+        <w:t xml:space="preserve"> </w:t>
+      </w:r>
+      <w:r>
+        <w:t xml:space="preserve">“so</w:t>
+      </w:r>
+      <w:r>
+        <w:t xml:space="preserve"> </w:t>
+      </w:r>
+      <m:oMath>
+        <m:r>
+          <m:t>A</m:t>
+        </m:r>
+        <m:r>
+          <m:rPr>
+            <m:sty m:val="p"/>
+          </m:rPr>
+          <m:t>=</m:t>
+        </m:r>
+        <m:r>
+          <m:t>B</m:t>
+        </m:r>
+      </m:oMath>
+      <w:r>
+        <w:t xml:space="preserve">”</w:t>
+      </w:r>
+      <w:r>
+        <w:t xml:space="preserve"> </w:t>
+      </w:r>
+      <w:r>
+        <w:t xml:space="preserve">or</w:t>
+      </w:r>
+      <w:r>
+        <w:t xml:space="preserve"> </w:t>
+      </w:r>
+      <w:r>
+        <w:t xml:space="preserve">“this gives</w:t>
+      </w:r>
+      <w:r>
+        <w:t xml:space="preserve"> </w:t>
+      </w:r>
+      <m:oMath>
+        <m:r>
+          <m:t>A</m:t>
+        </m:r>
+        <m:r>
+          <m:rPr>
+            <m:sty m:val="p"/>
+          </m:rPr>
+          <m:t>=</m:t>
+        </m:r>
+        <m:r>
+          <m:t>B</m:t>
+        </m:r>
+      </m:oMath>
+      <w:r>
+        <w:t xml:space="preserve">”</w:t>
+      </w:r>
+      <w:r>
+        <w:t xml:space="preserve"> </w:t>
+      </w:r>
+      <w:r>
+        <w:t xml:space="preserve">hides the result in the middle of a line.</w:t>
+      </w:r>
+      <w:r>
+        <w:t xml:space="preserve"> </w:t>
+      </w:r>
+      <w:r>
+        <w:t xml:space="preserve">Put the equation in a display and let the sentence introduce it.</w:t>
+      </w:r>
+      <w:r>
+        <w:t xml:space="preserve"> </w:t>
+      </w:r>
+      <w:r>
+        <w:t xml:space="preserve">Use inline math for symbols and short expressions inside a sentence,</w:t>
+      </w:r>
+      <w:r>
+        <w:t xml:space="preserve"> </w:t>
+      </w:r>
+      <w:r>
+        <w:t xml:space="preserve">not for the equation the reader is meant to remember.</w:t>
+      </w:r>
+    </w:p>
+    <w:bookmarkStart w:id="29" w:name="exm-key-equation-displayed"/>
+    <w:p>
+      <w:pPr>
+        <w:pStyle w:val="BodyText"/>
+      </w:pPr>
+      <w:r>
+        <w:rPr>
+          <w:b/>
+          <w:bCs/>
+        </w:rPr>
+        <w:t xml:space="preserve">Example 5 (Displaying the normal equations)</w:t>
+      </w:r>
+      <w:r>
+        <w:t xml:space="preserve"> </w:t>
+      </w:r>
+      <w:r>
+        <w:t xml:space="preserve"> </w:t>
+      </w:r>
+    </w:p>
+    <w:p>
+      <w:pPr>
+        <w:pStyle w:val="BlockText"/>
+      </w:pPr>
+      <w:r>
+        <w:t xml:space="preserve">❌ Setting the gradient to zero yields</w:t>
+      </w:r>
+      <w:r>
+        <w:t xml:space="preserve"> </w:t>
+      </w:r>
+      <m:oMath>
+        <m:sSup>
+          <m:e>
+            <m:r>
+              <m:t>D</m:t>
+            </m:r>
+          </m:e>
+          <m:sup>
+            <m:r>
+              <m:rPr>
+                <m:sty m:val="p"/>
+              </m:rPr>
+              <m:t>⊤</m:t>
+            </m:r>
+          </m:sup>
+        </m:sSup>
+        <m:r>
+          <m:t>D</m:t>
+        </m:r>
+        <m:limLow>
+          <m:e>
+            <m:r>
+              <m:t>β</m:t>
+            </m:r>
+          </m:e>
+          <m:lim>
+            <m:r>
+              <m:rPr>
+                <m:sty m:val="p"/>
+              </m:rPr>
+              <m:t>∼</m:t>
+            </m:r>
+          </m:lim>
+        </m:limLow>
+        <m:r>
+          <m:rPr>
+            <m:sty m:val="p"/>
+          </m:rPr>
+          <m:t>=</m:t>
+        </m:r>
+        <m:sSup>
+          <m:e>
+            <m:r>
+              <m:t>D</m:t>
+            </m:r>
+          </m:e>
+          <m:sup>
+            <m:r>
+              <m:rPr>
+                <m:sty m:val="p"/>
+              </m:rPr>
+              <m:t>⊤</m:t>
+            </m:r>
+          </m:sup>
+        </m:sSup>
+        <m:limLow>
+          <m:e>
+            <m:r>
+              <m:t>y</m:t>
+            </m:r>
+          </m:e>
+          <m:lim>
+            <m:r>
+              <m:rPr>
+                <m:sty m:val="p"/>
+              </m:rPr>
+              <m:t>∼</m:t>
+            </m:r>
+          </m:lim>
+        </m:limLow>
+      </m:oMath>
+      <w:r>
+        <w:t xml:space="preserve">.</w:t>
+      </w:r>
+    </w:p>
+    <w:p>
+      <w:pPr>
+        <w:pStyle w:val="BlockText"/>
+      </w:pPr>
+      <w:r>
+        <w:t xml:space="preserve">✅ Setting the gradient to zero yields the normal equations:</w:t>
+      </w:r>
+    </w:p>
+    <w:p>
+      <w:pPr>
+        <w:pStyle w:val="BlockText"/>
+      </w:pPr>
+      <m:oMathPara>
+        <m:oMathParaPr>
+          <m:jc m:val="center"/>
+        </m:oMathParaPr>
+        <m:oMath>
+          <m:sSup>
+            <m:e>
+              <m:r>
+                <m:t>D</m:t>
+              </m:r>
+            </m:e>
+            <m:sup>
+              <m:r>
+                <m:rPr>
+                  <m:sty m:val="p"/>
+                </m:rPr>
+                <m:t>⊤</m:t>
+              </m:r>
+            </m:sup>
+          </m:sSup>
+          <m:r>
+            <m:t>D</m:t>
+          </m:r>
+          <m:limLow>
+            <m:e>
+              <m:r>
+                <m:t>β</m:t>
+              </m:r>
+            </m:e>
+            <m:lim>
+              <m:r>
+                <m:rPr>
+                  <m:sty m:val="p"/>
+                </m:rPr>
+                <m:t>∼</m:t>
+              </m:r>
+            </m:lim>
+          </m:limLow>
+          <m:r>
+            <m:rPr>
+              <m:sty m:val="p"/>
+            </m:rPr>
+            <m:t>=</m:t>
+          </m:r>
+          <m:sSup>
+            <m:e>
+              <m:r>
+                <m:t>D</m:t>
+              </m:r>
+            </m:e>
+            <m:sup>
+              <m:r>
+                <m:rPr>
+                  <m:sty m:val="p"/>
+                </m:rPr>
+                <m:t>⊤</m:t>
+              </m:r>
+            </m:sup>
+          </m:sSup>
+          <m:limLow>
+            <m:e>
+              <m:r>
+                <m:t>y</m:t>
+              </m:r>
+            </m:e>
+            <m:lim>
+              <m:r>
+                <m:rPr>
+                  <m:sty m:val="p"/>
+                </m:rPr>
+                <m:t>∼</m:t>
+              </m:r>
+            </m:lim>
+          </m:limLow>
+        </m:oMath>
+      </m:oMathPara>
+    </w:p>
+    <w:p>
+      <w:pPr>
+        <w:pStyle w:val="FirstParagraph"/>
+      </w:pPr>
+      <w:r>
+        <w:t xml:space="preserve">In the ❌ version the result sits in the middle of a line, where the reader can miss it.</w:t>
+      </w:r>
+      <w:r>
+        <w:t xml:space="preserve"> </w:t>
+      </w:r>
+      <w:r>
+        <w:t xml:space="preserve">The ✅ version gives it a line of its own.</w:t>
+      </w:r>
+    </w:p>
     <w:bookmarkEnd w:id="29"/>
-    <w:bookmarkStart w:id="30" w:name="Xa3cf6e4bc6fc8e3d4315c77eaadbd0b034cebd2"/>
+    <w:bookmarkEnd w:id="30"/>
+    <w:bookmarkStart w:id="31" w:name="Xa3cf6e4bc6fc8e3d4315c77eaadbd0b034cebd2"/>
     <w:p>
       <w:pPr>
         <w:pStyle w:val="Heading2"/>
@@ -1420,8 +1768,8 @@
         <w:t xml:space="preserve">.</w:t>
       </w:r>
     </w:p>
-    <w:bookmarkEnd w:id="30"/>
-    <w:bookmarkStart w:id="31" w:name="keep-subscripts-under-control"/>
+    <w:bookmarkEnd w:id="31"/>
+    <w:bookmarkStart w:id="32" w:name="keep-subscripts-under-control"/>
     <w:p>
       <w:pPr>
         <w:pStyle w:val="Heading2"/>
@@ -1747,8 +2095,8 @@
         <w:t xml:space="preserve">only when you need two specified elements.</w:t>
       </w:r>
     </w:p>
-    <w:bookmarkEnd w:id="31"/>
-    <w:bookmarkStart w:id="32" w:name="choose-the-voice-and-the-person"/>
+    <w:bookmarkEnd w:id="32"/>
+    <w:bookmarkStart w:id="33" w:name="choose-the-voice-and-the-person"/>
     <w:p>
       <w:pPr>
         <w:pStyle w:val="Heading2"/>
@@ -1970,8 +2318,8 @@
         <w:t xml:space="preserve">.</w:t>
       </w:r>
     </w:p>
-    <w:bookmarkEnd w:id="32"/>
-    <w:bookmarkStart w:id="33" w:name="choose-the-proof-that-fits-the-claim"/>
+    <w:bookmarkEnd w:id="33"/>
+    <w:bookmarkStart w:id="34" w:name="choose-the-proof-that-fits-the-claim"/>
     <w:p>
       <w:pPr>
         <w:pStyle w:val="Heading2"/>
@@ -2006,8 +2354,8 @@
         <w:t xml:space="preserve">and it does not assume that the entries are integers or restate their ordering.</w:t>
       </w:r>
     </w:p>
-    <w:bookmarkEnd w:id="33"/>
-    <w:bookmarkStart w:id="37" w:name="cite-results-not-solutions"/>
+    <w:bookmarkEnd w:id="34"/>
+    <w:bookmarkStart w:id="38" w:name="cite-results-not-solutions"/>
     <w:p>
       <w:pPr>
         <w:pStyle w:val="Heading2"/>
@@ -2060,7 +2408,7 @@
         <w:t xml:space="preserve">Cite that result div in every argument that uses the claim.</w:t>
       </w:r>
     </w:p>
-    <w:bookmarkStart w:id="34" w:name="exm-cite-results"/>
+    <w:bookmarkStart w:id="35" w:name="exm-cite-results"/>
     <w:p>
       <w:pPr>
         <w:pStyle w:val="BodyText"/>
@@ -2070,7 +2418,7 @@
           <w:b/>
           <w:bCs/>
         </w:rPr>
-        <w:t xml:space="preserve">Example 5 (Citing a result div)</w:t>
+        <w:t xml:space="preserve">Example 6 (Citing a result div)</w:t>
       </w:r>
       <w:r>
         <w:t xml:space="preserve"> </w:t>
@@ -2141,7 +2489,7 @@
         <w:t xml:space="preserve">The ✅ version cites claims that the notes state, number and keep.</w:t>
       </w:r>
     </w:p>
-    <w:bookmarkEnd w:id="34"/>
+    <w:bookmarkEnd w:id="35"/>
     <w:p>
       <w:pPr>
         <w:pStyle w:val="BodyText"/>
@@ -2229,7 +2577,7 @@
       <w:r>
         <w:t xml:space="preserve"> </w:t>
       </w:r>
-      <w:hyperlink r:id="rId35">
+      <w:hyperlink r:id="rId36">
         <w:r>
           <w:rPr>
             <w:rStyle w:val="Hyperlink"/>
@@ -2293,7 +2641,7 @@
       <w:r>
         <w:t xml:space="preserve"> </w:t>
       </w:r>
-      <w:hyperlink r:id="rId36">
+      <w:hyperlink r:id="rId37">
         <w:r>
           <w:rPr>
             <w:rStyle w:val="VerbatimChar"/>
@@ -2362,8 +2710,8 @@
         <w:t xml:space="preserve">The workflow does not check prose outside proof and result divs, but the rule still applies there.</w:t>
       </w:r>
     </w:p>
-    <w:bookmarkEnd w:id="37"/>
-    <w:bookmarkStart w:id="39" w:name="keep-each-div-minimal-cite-never-inline"/>
+    <w:bookmarkEnd w:id="38"/>
+    <w:bookmarkStart w:id="40" w:name="keep-each-div-minimal-cite-never-inline"/>
     <w:p>
       <w:pPr>
         <w:pStyle w:val="Heading2"/>
@@ -2398,7 +2746,7 @@
         <w:t xml:space="preserve">A solution decomposes the same way: each solution is the smallest argument that answers its exercise, and it cites result divs for the steps that other arguments also use.</w:t>
       </w:r>
     </w:p>
-    <w:bookmarkStart w:id="38" w:name="exm-never-inline"/>
+    <w:bookmarkStart w:id="39" w:name="exm-never-inline"/>
     <w:p>
       <w:pPr>
         <w:pStyle w:val="BodyText"/>
@@ -2408,7 +2756,7 @@
           <w:b/>
           <w:bCs/>
         </w:rPr>
-        <w:t xml:space="preserve">Example 6 (Citing a step instead of deriving it)</w:t>
+        <w:t xml:space="preserve">Example 7 (Citing a step instead of deriving it)</w:t>
       </w:r>
       <w:r>
         <w:t xml:space="preserve"> </w:t>
@@ -2767,7 +3115,7 @@
         <w:t xml:space="preserve">The ❌ proof derives inline the result that Lemma 4 states, so a reader who needs that step elsewhere has nowhere to cite.</w:t>
       </w:r>
     </w:p>
-    <w:bookmarkEnd w:id="38"/>
+    <w:bookmarkEnd w:id="39"/>
     <w:p>
       <w:pPr>
         <w:pStyle w:val="BodyText"/>
@@ -2811,8 +3159,8 @@
         <w:t xml:space="preserve">workflow covers only the citation of solutions.</w:t>
       </w:r>
     </w:p>
-    <w:bookmarkEnd w:id="39"/>
-    <w:bookmarkStart w:id="51" w:name="rules-that-other-chapters-cover"/>
+    <w:bookmarkEnd w:id="40"/>
+    <w:bookmarkStart w:id="52" w:name="rules-that-other-chapters-cover"/>
     <w:p>
       <w:pPr>
         <w:pStyle w:val="Heading2"/>
@@ -2853,7 +3201,7 @@
       <w:tr>
         <w:tc>
           <w:tcPr/>
-          <w:bookmarkStart w:id="47" w:name="tbl-knuth-elsewhere"/>
+          <w:bookmarkStart w:id="48" w:name="tbl-knuth-elsewhere"/>
           <w:p>
             <w:pPr>
               <w:jc w:val="center"/>
@@ -2989,7 +3337,7 @@
                     <w:pStyle w:val="Compact"/>
                     <w:jc w:val="center"/>
                   </w:pPr>
-                  <w:hyperlink r:id="rId40">
+                  <w:hyperlink r:id="rId41">
                     <w:r>
                       <w:rPr>
                         <w:rStyle w:val="Hyperlink"/>
@@ -3020,7 +3368,7 @@
                     <w:pStyle w:val="Compact"/>
                     <w:jc w:val="center"/>
                   </w:pPr>
-                  <w:hyperlink r:id="rId41">
+                  <w:hyperlink r:id="rId42">
                     <w:r>
                       <w:rPr>
                         <w:rStyle w:val="Hyperlink"/>
@@ -3051,7 +3399,7 @@
                     <w:pStyle w:val="Compact"/>
                     <w:jc w:val="center"/>
                   </w:pPr>
-                  <w:hyperlink r:id="rId42">
+                  <w:hyperlink r:id="rId43">
                     <w:r>
                       <w:rPr>
                         <w:rStyle w:val="Hyperlink"/>
@@ -3082,7 +3430,7 @@
                     <w:pStyle w:val="Compact"/>
                     <w:jc w:val="center"/>
                   </w:pPr>
-                  <w:hyperlink r:id="rId43">
+                  <w:hyperlink r:id="rId44">
                     <w:r>
                       <w:rPr>
                         <w:rStyle w:val="Hyperlink"/>
@@ -3131,7 +3479,7 @@
                   <w:r>
                     <w:t xml:space="preserve"> </w:t>
                   </w:r>
-                  <w:hyperlink r:id="rId44">
+                  <w:hyperlink r:id="rId45">
                     <w:r>
                       <w:rPr>
                         <w:rStyle w:val="Hyperlink"/>
@@ -3148,7 +3496,7 @@
                     <w:pStyle w:val="Compact"/>
                     <w:jc w:val="center"/>
                   </w:pPr>
-                  <w:hyperlink r:id="rId45">
+                  <w:hyperlink r:id="rId46">
                     <w:r>
                       <w:rPr>
                         <w:rStyle w:val="Hyperlink"/>
@@ -3179,7 +3527,7 @@
                     <w:pStyle w:val="Compact"/>
                     <w:jc w:val="center"/>
                   </w:pPr>
-                  <w:hyperlink r:id="rId46">
+                  <w:hyperlink r:id="rId47">
                     <w:r>
                       <w:rPr>
                         <w:rStyle w:val="Hyperlink"/>
@@ -3191,13 +3539,13 @@
               </w:tc>
             </w:tr>
           </w:tbl>
-          <w:bookmarkEnd w:id="47"/>
+          <w:bookmarkEnd w:id="48"/>
           <w:p/>
         </w:tc>
       </w:tr>
     </w:tbl>
-    <w:bookmarkStart w:id="50" w:name="refs"/>
-    <w:bookmarkStart w:id="49" w:name="ref-knuth1987mathematical"/>
+    <w:bookmarkStart w:id="51" w:name="refs"/>
+    <w:bookmarkStart w:id="50" w:name="ref-knuth1987mathematical"/>
     <w:p>
       <w:pPr>
         <w:pStyle w:val="Bibliography"/>
@@ -3221,7 +3569,7 @@
       <w:r>
         <w:t xml:space="preserve"> </w:t>
       </w:r>
-      <w:hyperlink r:id="rId48">
+      <w:hyperlink r:id="rId49">
         <w:r>
           <w:rPr>
             <w:rStyle w:val="Hyperlink"/>
@@ -3233,9 +3581,9 @@
         <w:t xml:space="preserve">.</w:t>
       </w:r>
     </w:p>
-    <w:bookmarkEnd w:id="49"/>
     <w:bookmarkEnd w:id="50"/>
     <w:bookmarkEnd w:id="51"/>
+    <w:bookmarkEnd w:id="52"/>
     <w:sectPr>
       <w:footnotePr>
         <w:numRestart w:val="eachSect"/>
@@ -3346,8 +3694,114 @@
       </w:pPr>
     </w:lvl>
   </w:abstractNum>
+  <w:abstractNum w:abstractNumId="991">
+    <w:nsid w:val="0000A991"/>
+    <w:multiLevelType w:val="multilevel"/>
+    <w:lvl w:ilvl="0">
+      <w:numFmt w:val="bullet"/>
+      <w:lvlText w:val=""/>
+      <w:lvlJc w:val="left"/>
+      <w:pPr>
+        <w:ind w:left="720" w:hanging="360"/>
+      </w:pPr>
+      <w:rPr>
+        <w:rFonts w:ascii="Symbol" w:hAnsi="Symbol" w:cs="Symbol" w:hint="default"/>
+      </w:rPr>
+    </w:lvl>
+    <w:lvl w:ilvl="1">
+      <w:numFmt w:val="bullet"/>
+      <w:lvlText w:val="o"/>
+      <w:lvlJc w:val="left"/>
+      <w:pPr>
+        <w:ind w:left="1440" w:hanging="360"/>
+      </w:pPr>
+      <w:rPr>
+        <w:rFonts w:ascii="Courier New" w:hAnsi="Courier New" w:cs="Courier New" w:hint="default"/>
+      </w:rPr>
+    </w:lvl>
+    <w:lvl w:ilvl="2">
+      <w:numFmt w:val="bullet"/>
+      <w:lvlText w:val=""/>
+      <w:lvlJc w:val="left"/>
+      <w:pPr>
+        <w:ind w:left="2160" w:hanging="360"/>
+      </w:pPr>
+      <w:rPr>
+        <w:rFonts w:ascii="Wingdings" w:hAnsi="Wingdings" w:cs="Wingdings" w:hint="default"/>
+      </w:rPr>
+    </w:lvl>
+    <w:lvl w:ilvl="3">
+      <w:numFmt w:val="bullet"/>
+      <w:lvlText w:val=""/>
+      <w:lvlJc w:val="left"/>
+      <w:pPr>
+        <w:ind w:left="2880" w:hanging="360"/>
+      </w:pPr>
+      <w:rPr>
+        <w:rFonts w:ascii="Symbol" w:hAnsi="Symbol" w:cs="Symbol" w:hint="default"/>
+      </w:rPr>
+    </w:lvl>
+    <w:lvl w:ilvl="4">
+      <w:numFmt w:val="bullet"/>
+      <w:lvlText w:val="o"/>
+      <w:lvlJc w:val="left"/>
+      <w:pPr>
+        <w:ind w:left="3600" w:hanging="360"/>
+      </w:pPr>
+      <w:rPr>
+        <w:rFonts w:ascii="Courier New" w:hAnsi="Courier New" w:cs="Courier New" w:hint="default"/>
+      </w:rPr>
+    </w:lvl>
+    <w:lvl w:ilvl="5">
+      <w:numFmt w:val="bullet"/>
+      <w:lvlText w:val=""/>
+      <w:lvlJc w:val="left"/>
+      <w:pPr>
+        <w:ind w:left="4320" w:hanging="360"/>
+      </w:pPr>
+      <w:rPr>
+        <w:rFonts w:ascii="Wingdings" w:hAnsi="Wingdings" w:cs="Wingdings" w:hint="default"/>
+      </w:rPr>
+    </w:lvl>
+    <w:lvl w:ilvl="6">
+      <w:numFmt w:val="bullet"/>
+      <w:lvlText w:val=""/>
+      <w:lvlJc w:val="left"/>
+      <w:pPr>
+        <w:ind w:left="5040" w:hanging="360"/>
+      </w:pPr>
+      <w:rPr>
+        <w:rFonts w:ascii="Symbol" w:hAnsi="Symbol" w:cs="Symbol" w:hint="default"/>
+      </w:rPr>
+    </w:lvl>
+    <w:lvl w:ilvl="7">
+      <w:numFmt w:val="bullet"/>
+      <w:lvlText w:val="o"/>
+      <w:lvlJc w:val="left"/>
+      <w:pPr>
+        <w:ind w:left="5760" w:hanging="360"/>
+      </w:pPr>
+      <w:rPr>
+        <w:rFonts w:ascii="Courier New" w:hAnsi="Courier New" w:cs="Courier New" w:hint="default"/>
+      </w:rPr>
+    </w:lvl>
+    <w:lvl w:ilvl="8">
+      <w:numFmt w:val="bullet"/>
+      <w:lvlText w:val=""/>
+      <w:lvlJc w:val="left"/>
+      <w:pPr>
+        <w:ind w:left="6480" w:hanging="360"/>
+      </w:pPr>
+      <w:rPr>
+        <w:rFonts w:ascii="Wingdings" w:hAnsi="Wingdings" w:cs="Wingdings" w:hint="default"/>
+      </w:rPr>
+    </w:lvl>
+  </w:abstractNum>
   <w:num w:numId="1000">
     <w:abstractNumId w:val="990"/>
+  </w:num>
+  <w:num w:numId="1001">
+    <w:abstractNumId w:val="991"/>
   </w:num>
 </w:numbering>
 </file>
